--- a/Latest/General Resume.docx
+++ b/Latest/General Resume.docx
@@ -419,7 +419,7 @@
                       <w:szCs w:val="22"/>
                       <w:lang w:eastAsia="en-US"/>
                     </w:rPr>
-                    <w:t>project</w:t>
+                    <w:t>Lead software developer</w:t>
                   </w:r>
                   <w:r>
                     <w:rPr>
@@ -429,17 +429,7 @@
                       <w:szCs w:val="22"/>
                       <w:lang w:eastAsia="en-US"/>
                     </w:rPr>
-                    <w:t xml:space="preserve"> </w:t>
-                  </w:r>
-                  <w:r>
-                    <w:rPr>
-                      <w:rFonts w:ascii="Bebas Neue" w:hAnsi="Bebas Neue" w:cs="Bebas Neue"/>
-                      <w:spacing w:val="50"/>
-                      <w:sz w:val="22"/>
-                      <w:szCs w:val="22"/>
-                      <w:lang w:eastAsia="en-US"/>
-                    </w:rPr>
-                    <w:t>manager</w:t>
+                    <w:t>/solution architect</w:t>
                   </w:r>
                 </w:p>
                 <w:p>
@@ -5782,10 +5772,10 @@
                       <w:color w:val="000000" w:themeColor="text1"/>
                     </w:rPr>
                     <w:object w:dxaOrig="2895" w:dyaOrig="1425" w14:anchorId="437A89EC">
-                      <v:shape id="_x0000_i1025" type="#_x0000_t75" style="width:115.5pt;height:43.5pt" o:ole="">
+                      <v:shape id="_x0000_i1027" type="#_x0000_t75" style="width:115.5pt;height:43.5pt" o:ole="">
                         <v:imagedata r:id="rId11" o:title=""/>
                       </v:shape>
-                      <o:OLEObject Type="Embed" ProgID="PBrush" ShapeID="_x0000_i1025" DrawAspect="Content" ObjectID="_1812010016" r:id="rId12"/>
+                      <o:OLEObject Type="Embed" ProgID="PBrush" ShapeID="_x0000_i1027" DrawAspect="Content" ObjectID="_1818425197" r:id="rId12"/>
                     </w:object>
                   </w:r>
                 </w:p>
@@ -8620,137 +8610,37 @@
 <file path=word/numbering.xml><?xml version="1.0" encoding="utf-8"?>
 <w:numbering xmlns:wpc="http://schemas.microsoft.com/office/word/2010/wordprocessingCanvas" xmlns:cx="http://schemas.microsoft.com/office/drawing/2014/chartex" xmlns:cx1="http://schemas.microsoft.com/office/drawing/2015/9/8/chartex" xmlns:cx2="http://schemas.microsoft.com/office/drawing/2015/10/21/chartex" xmlns:cx3="http://schemas.microsoft.com/office/drawing/2016/5/9/chartex" xmlns:cx4="http://schemas.microsoft.com/office/drawing/2016/5/10/chartex" xmlns:cx5="http://schemas.microsoft.com/office/drawing/2016/5/11/chartex" xmlns:cx6="http://schemas.microsoft.com/office/drawing/2016/5/12/chartex" xmlns:cx7="http://schemas.microsoft.com/office/drawing/2016/5/13/chartex" xmlns:cx8="http://schemas.microsoft.com/office/drawing/2016/5/14/chartex" xmlns:mc="http://schemas.openxmlformats.org/markup-compatibility/2006" xmlns:aink="http://schemas.microsoft.com/office/drawing/2016/ink" xmlns:am3d="http://schemas.microsoft.com/office/drawing/2017/model3d" xmlns:o="urn:schemas-microsoft-com:office:office" xmlns:oel="http://schemas.microsoft.com/office/2019/extlst" xmlns:r="http://schemas.openxmlformats.org/officeDocument/2006/relationships" xmlns:m="http://schemas.openxmlformats.org/officeDocument/2006/math" xmlns:v="urn:schemas-microsoft-com:vml" xmlns:wp14="http://schemas.microsoft.com/office/word/2010/wordprocessingDrawing" xmlns:wp="http://schemas.openxmlformats.org/drawingml/2006/wordprocessingDrawing" xmlns:w10="urn:schemas-microsoft-com:office:word" xmlns:w="http://schemas.openxmlformats.org/wordprocessingml/2006/main" xmlns:w14="http://schemas.microsoft.com/office/word/2010/wordml" xmlns:w15="http://schemas.microsoft.com/office/word/2012/wordml" xmlns:w16cex="http://schemas.microsoft.com/office/word/2018/wordml/cex" xmlns:w16cid="http://schemas.microsoft.com/office/word/2016/wordml/cid" xmlns:w16="http://schemas.microsoft.com/office/word/2018/wordml" xmlns:w16du="http://schemas.microsoft.com/office/word/2023/wordml/word16du" xmlns:w16sdtdh="http://schemas.microsoft.com/office/word/2020/wordml/sdtdatahash" xmlns:w16sdtfl="http://schemas.microsoft.com/office/word/2024/wordml/sdtformatlock" xmlns:w16se="http://schemas.microsoft.com/office/word/2015/wordml/symex" xmlns:wpg="http://schemas.microsoft.com/office/word/2010/wordprocessingGroup" xmlns:wpi="http://schemas.microsoft.com/office/word/2010/wordprocessingInk" xmlns:wne="http://schemas.microsoft.com/office/word/2006/wordml" xmlns:wps="http://schemas.microsoft.com/office/word/2010/wordprocessingShape" mc:Ignorable="w14 w15 w16se w16cid w16 w16cex w16sdtdh w16sdtfl w16du wp14">
   <w:numPicBullet w:numPicBulletId="0">
-    <mc:AlternateContent>
-      <mc:Choice Requires="v">
-        <w:pict>
-          <v:shapetype w14:anchorId="0E73C0C5" id="_x0000_t75" coordsize="21600,21600" o:spt="75" o:preferrelative="t" path="m@4@5l@4@11@9@11@9@5xe" filled="f" stroked="f">
-            <v:stroke joinstyle="miter"/>
-            <v:formulas>
-              <v:f eqn="if lineDrawn pixelLineWidth 0"/>
-              <v:f eqn="sum @0 1 0"/>
-              <v:f eqn="sum 0 0 @1"/>
-              <v:f eqn="prod @2 1 2"/>
-              <v:f eqn="prod @3 21600 pixelWidth"/>
-              <v:f eqn="prod @3 21600 pixelHeight"/>
-              <v:f eqn="sum @0 0 1"/>
-              <v:f eqn="prod @6 1 2"/>
-              <v:f eqn="prod @7 21600 pixelWidth"/>
-              <v:f eqn="sum @8 21600 0"/>
-              <v:f eqn="prod @7 21600 pixelHeight"/>
-              <v:f eqn="sum @10 21600 0"/>
-            </v:formulas>
-            <v:path o:extrusionok="f" gradientshapeok="t" o:connecttype="rect"/>
-            <o:lock v:ext="edit" aspectratio="t"/>
-          </v:shapetype>
-          <v:shape id="Picture 1857314184" o:spid="_x0000_i1025" type="#_x0000_t75" style="width:14.15pt;height:14.15pt;visibility:visible;mso-wrap-style:square">
-            <v:imagedata r:id="rId1" o:title=""/>
-          </v:shape>
-        </w:pict>
-      </mc:Choice>
-      <mc:Fallback>
-        <w:drawing>
-          <wp:inline distT="0" distB="0" distL="0" distR="0" wp14:anchorId="6CEA4235" wp14:editId="71FAD0C7">
-            <wp:extent cx="179810" cy="179705"/>
-            <wp:effectExtent l="0" t="0" r="0" b="0"/>
-            <wp:docPr id="1857314184" name="Picture 1857314184"/>
-            <wp:cNvGraphicFramePr/>
-            <a:graphic xmlns:a="http://schemas.openxmlformats.org/drawingml/2006/main">
-              <a:graphicData uri="http://schemas.openxmlformats.org/drawingml/2006/picture">
-                <pic:pic xmlns:pic="http://schemas.openxmlformats.org/drawingml/2006/picture">
-                  <pic:nvPicPr>
-                    <pic:cNvPr id="33" name="Picture 33"/>
-                    <pic:cNvPicPr/>
-                  </pic:nvPicPr>
-                  <pic:blipFill>
-                    <a:blip r:embed="rId2">
-                      <a:extLst>
-                        <a:ext uri="{28A0092B-C50C-407E-A947-70E740481C1C}">
-                          <a14:useLocalDpi xmlns:a14="http://schemas.microsoft.com/office/drawing/2010/main" val="0"/>
-                        </a:ext>
-                      </a:extLst>
-                    </a:blip>
-                    <a:srcRect/>
-                    <a:stretch>
-                      <a:fillRect/>
-                    </a:stretch>
-                  </pic:blipFill>
-                  <pic:spPr bwMode="auto">
-                    <a:xfrm>
-                      <a:off x="0" y="0"/>
-                      <a:ext cx="179810" cy="179705"/>
-                    </a:xfrm>
-                    <a:prstGeom prst="rect">
-                      <a:avLst/>
-                    </a:prstGeom>
-                    <a:noFill/>
-                    <a:ln>
-                      <a:noFill/>
-                    </a:ln>
-                  </pic:spPr>
-                </pic:pic>
-              </a:graphicData>
-            </a:graphic>
-          </wp:inline>
-        </w:drawing>
-      </mc:Fallback>
-    </mc:AlternateContent>
+    <w:pict>
+      <v:shapetype id="_x0000_t75" coordsize="21600,21600" o:spt="75" o:preferrelative="t" path="m@4@5l@4@11@9@11@9@5xe" filled="f" stroked="f">
+        <v:stroke joinstyle="miter"/>
+        <v:formulas>
+          <v:f eqn="if lineDrawn pixelLineWidth 0"/>
+          <v:f eqn="sum @0 1 0"/>
+          <v:f eqn="sum 0 0 @1"/>
+          <v:f eqn="prod @2 1 2"/>
+          <v:f eqn="prod @3 21600 pixelWidth"/>
+          <v:f eqn="prod @3 21600 pixelHeight"/>
+          <v:f eqn="sum @0 0 1"/>
+          <v:f eqn="prod @6 1 2"/>
+          <v:f eqn="prod @7 21600 pixelWidth"/>
+          <v:f eqn="sum @8 21600 0"/>
+          <v:f eqn="prod @7 21600 pixelHeight"/>
+          <v:f eqn="sum @10 21600 0"/>
+        </v:formulas>
+        <v:path o:extrusionok="f" gradientshapeok="t" o:connecttype="rect"/>
+        <o:lock v:ext="edit" aspectratio="t"/>
+      </v:shapetype>
+      <v:shape id="_x0000_i1042" type="#_x0000_t75" style="width:14.25pt;height:14.25pt;visibility:visible;mso-wrap-style:square" o:bullet="t">
+        <v:imagedata r:id="rId1" o:title=""/>
+      </v:shape>
+    </w:pict>
   </w:numPicBullet>
   <w:numPicBullet w:numPicBulletId="1">
-    <mc:AlternateContent>
-      <mc:Choice Requires="v">
-        <w:pict>
-          <v:shape w14:anchorId="51E8B023" id="Picture 1128597585" o:spid="_x0000_i1025" type="#_x0000_t75" style="width:12.7pt;height:12.7pt;visibility:visible;mso-wrap-style:square">
-            <v:imagedata r:id="rId3" o:title=""/>
-          </v:shape>
-        </w:pict>
-      </mc:Choice>
-      <mc:Fallback>
-        <w:drawing>
-          <wp:inline distT="0" distB="0" distL="0" distR="0" wp14:anchorId="3E28674B" wp14:editId="2F0F6B9C">
-            <wp:extent cx="161605" cy="161605"/>
-            <wp:effectExtent l="0" t="0" r="0" b="0"/>
-            <wp:docPr id="1128597585" name="Picture 1128597585"/>
-            <wp:cNvGraphicFramePr/>
-            <a:graphic xmlns:a="http://schemas.openxmlformats.org/drawingml/2006/main">
-              <a:graphicData uri="http://schemas.openxmlformats.org/drawingml/2006/picture">
-                <pic:pic xmlns:pic="http://schemas.openxmlformats.org/drawingml/2006/picture">
-                  <pic:nvPicPr>
-                    <pic:cNvPr id="35" name="Picture 35"/>
-                    <pic:cNvPicPr/>
-                  </pic:nvPicPr>
-                  <pic:blipFill>
-                    <a:blip r:embed="rId4">
-                      <a:extLst>
-                        <a:ext uri="{28A0092B-C50C-407E-A947-70E740481C1C}">
-                          <a14:useLocalDpi xmlns:a14="http://schemas.microsoft.com/office/drawing/2010/main" val="0"/>
-                        </a:ext>
-                      </a:extLst>
-                    </a:blip>
-                    <a:srcRect/>
-                    <a:stretch>
-                      <a:fillRect/>
-                    </a:stretch>
-                  </pic:blipFill>
-                  <pic:spPr bwMode="auto">
-                    <a:xfrm>
-                      <a:off x="0" y="0"/>
-                      <a:ext cx="141605" cy="141605"/>
-                    </a:xfrm>
-                    <a:prstGeom prst="rect">
-                      <a:avLst/>
-                    </a:prstGeom>
-                    <a:noFill/>
-                    <a:ln>
-                      <a:noFill/>
-                    </a:ln>
-                  </pic:spPr>
-                </pic:pic>
-              </a:graphicData>
-            </a:graphic>
-          </wp:inline>
-        </w:drawing>
-      </mc:Fallback>
-    </mc:AlternateContent>
+    <w:pict>
+      <v:shape id="_x0000_i1043" type="#_x0000_t75" style="width:12.75pt;height:12.75pt;visibility:visible;mso-wrap-style:square" o:bullet="t">
+        <v:imagedata r:id="rId2" o:title=""/>
+      </v:shape>
+    </w:pict>
   </w:numPicBullet>
   <w:abstractNum w:abstractNumId="0" w15:restartNumberingAfterBreak="0">
     <w:nsid w:val="1A3A497F"/>
